--- a/3k1s/SYC3-1/лабы/ЛР_9_Drupal_1.docx
+++ b/3k1s/SYC3-1/лабы/ЛР_9_Drupal_1.docx
@@ -1,6 +1,6 @@
 
 <file path=word/document.xml><?xml version="1.0" encoding="utf-8"?>
-<w:document xmlns:wpc="http://schemas.microsoft.com/office/word/2010/wordprocessingCanvas" xmlns:cx="http://schemas.microsoft.com/office/drawing/2014/chartex" xmlns:cx1="http://schemas.microsoft.com/office/drawing/2015/9/8/chartex" xmlns:cx2="http://schemas.microsoft.com/office/drawing/2015/10/21/chartex" xmlns:cx3="http://schemas.microsoft.com/office/drawing/2016/5/9/chartex" xmlns:cx4="http://schemas.microsoft.com/office/drawing/2016/5/10/chartex" xmlns:cx5="http://schemas.microsoft.com/office/drawing/2016/5/11/chartex" xmlns:cx6="http://schemas.microsoft.com/office/drawing/2016/5/12/chartex" xmlns:cx7="http://schemas.microsoft.com/office/drawing/2016/5/13/chartex" xmlns:cx8="http://schemas.microsoft.com/office/drawing/2016/5/14/chartex" xmlns:mc="http://schemas.openxmlformats.org/markup-compatibility/2006" xmlns:aink="http://schemas.microsoft.com/office/drawing/2016/ink" xmlns:am3d="http://schemas.microsoft.com/office/drawing/2017/model3d" xmlns:o="urn:schemas-microsoft-com:office:office" xmlns:r="http://schemas.openxmlformats.org/officeDocument/2006/relationships" xmlns:m="http://schemas.openxmlformats.org/officeDocument/2006/math" xmlns:v="urn:schemas-microsoft-com:vml" xmlns:wp14="http://schemas.microsoft.com/office/word/2010/wordprocessingDrawing" xmlns:wp="http://schemas.openxmlformats.org/drawingml/2006/wordprocessingDrawing" xmlns:w10="urn:schemas-microsoft-com:office:word" xmlns:w="http://schemas.openxmlformats.org/wordprocessingml/2006/main" xmlns:w14="http://schemas.microsoft.com/office/word/2010/wordml" xmlns:w15="http://schemas.microsoft.com/office/word/2012/wordml" xmlns:w16cex="http://schemas.microsoft.com/office/word/2018/wordml/cex" xmlns:w16cid="http://schemas.microsoft.com/office/word/2016/wordml/cid" xmlns:w16="http://schemas.microsoft.com/office/word/2018/wordml" xmlns:w16se="http://schemas.microsoft.com/office/word/2015/wordml/symex" xmlns:wpg="http://schemas.microsoft.com/office/word/2010/wordprocessingGroup" xmlns:wpi="http://schemas.microsoft.com/office/word/2010/wordprocessingInk" xmlns:wne="http://schemas.microsoft.com/office/word/2006/wordml" xmlns:wps="http://schemas.microsoft.com/office/word/2010/wordprocessingShape" mc:Ignorable="w14 w15 w16se w16cid w16 w16cex wp14">
+<w:document xmlns:wpc="http://schemas.microsoft.com/office/word/2010/wordprocessingCanvas" xmlns:cx="http://schemas.microsoft.com/office/drawing/2014/chartex" xmlns:mc="http://schemas.openxmlformats.org/markup-compatibility/2006" xmlns:o="urn:schemas-microsoft-com:office:office" xmlns:r="http://schemas.openxmlformats.org/officeDocument/2006/relationships" xmlns:m="http://schemas.openxmlformats.org/officeDocument/2006/math" xmlns:v="urn:schemas-microsoft-com:vml" xmlns:wp14="http://schemas.microsoft.com/office/word/2010/wordprocessingDrawing" xmlns:wp="http://schemas.openxmlformats.org/drawingml/2006/wordprocessingDrawing" xmlns:w10="urn:schemas-microsoft-com:office:word" xmlns:w="http://schemas.openxmlformats.org/wordprocessingml/2006/main" xmlns:w14="http://schemas.microsoft.com/office/word/2010/wordml" xmlns:w15="http://schemas.microsoft.com/office/word/2012/wordml" xmlns:w16se="http://schemas.microsoft.com/office/word/2015/wordml/symex" xmlns:wpg="http://schemas.microsoft.com/office/word/2010/wordprocessingGroup" xmlns:wpi="http://schemas.microsoft.com/office/word/2010/wordprocessingInk" xmlns:wne="http://schemas.microsoft.com/office/word/2006/wordml" xmlns:wps="http://schemas.microsoft.com/office/word/2010/wordprocessingShape" mc:Ignorable="w14 w15 w16se wp14">
   <w:body>
     <w:p>
       <w:pPr>
@@ -9,6 +9,7 @@
           <w:lang w:val="ru-RU"/>
         </w:rPr>
       </w:pPr>
+      <w:bookmarkStart w:id="0" w:name="_GoBack"/>
       <w:r>
         <w:t>ЛАБОРАТОРНАЯ РАБОТА №</w:t>
       </w:r>
@@ -324,35 +325,17 @@
         </w:rPr>
         <w:t xml:space="preserve"> изображений </w:t>
       </w:r>
-      <w:bookmarkStart w:id="0" w:name="_GoBack"/>
-      <w:r>
-        <w:fldChar w:fldCharType="begin"/>
-      </w:r>
-      <w:r>
-        <w:instrText xml:space="preserve"> HYPERLINK "http://drupal.org/project/colorbox" </w:instrText>
-      </w:r>
-      <w:r>
-        <w:fldChar w:fldCharType="separate"/>
-      </w:r>
-      <w:r>
-        <w:rPr>
-          <w:rFonts w:eastAsia="Times New Roman"/>
-          <w:color w:val="000000"/>
-          <w:spacing w:val="-6"/>
-          <w:lang w:eastAsia="ru-RU"/>
-        </w:rPr>
-        <w:t>http://drupal.org/project/colorbox</w:t>
-      </w:r>
-      <w:r>
-        <w:rPr>
-          <w:rFonts w:eastAsia="Times New Roman"/>
-          <w:color w:val="000000"/>
-          <w:spacing w:val="-6"/>
-          <w:lang w:eastAsia="ru-RU"/>
-        </w:rPr>
-        <w:fldChar w:fldCharType="end"/>
-      </w:r>
-      <w:bookmarkEnd w:id="0"/>
+      <w:hyperlink r:id="rId7" w:history="1">
+        <w:r>
+          <w:rPr>
+            <w:rFonts w:eastAsia="Times New Roman"/>
+            <w:color w:val="000000"/>
+            <w:spacing w:val="-6"/>
+            <w:lang w:eastAsia="ru-RU"/>
+          </w:rPr>
+          <w:t>http://drupal.org/project/colorbox</w:t>
+        </w:r>
+      </w:hyperlink>
     </w:p>
     <w:p>
       <w:pPr>
@@ -376,6 +359,7 @@
           <w:bCs/>
           <w:color w:val="252525"/>
           <w:szCs w:val="21"/>
+          <w:highlight w:val="yellow"/>
           <w:lang w:eastAsia="ru-RU"/>
         </w:rPr>
         <w:t>Admin Toolbar</w:t>
@@ -761,6 +745,7 @@
           <w:bCs/>
           <w:color w:val="252525"/>
           <w:szCs w:val="21"/>
+          <w:highlight w:val="yellow"/>
           <w:lang w:eastAsia="ru-RU"/>
         </w:rPr>
         <w:t>IMCE</w:t>
@@ -783,7 +768,7 @@
         </w:rPr>
         <w:t xml:space="preserve"> </w:t>
       </w:r>
-      <w:hyperlink r:id="rId7" w:history="1">
+      <w:hyperlink r:id="rId8" w:history="1">
         <w:r>
           <w:rPr>
             <w:rFonts w:eastAsia="Times New Roman"/>
@@ -920,7 +905,7 @@
         </w:rPr>
         <w:t xml:space="preserve">Color Button </w:t>
       </w:r>
-      <w:hyperlink r:id="rId8" w:history="1">
+      <w:hyperlink r:id="rId9" w:history="1">
         <w:r>
           <w:rPr>
             <w:bCs/>
@@ -957,7 +942,7 @@
         </w:rPr>
         <w:t xml:space="preserve">Chosen </w:t>
       </w:r>
-      <w:hyperlink r:id="rId9" w:history="1">
+      <w:hyperlink r:id="rId10" w:history="1">
         <w:r>
           <w:rPr>
             <w:bCs/>
@@ -992,6 +977,7 @@
           <w:bCs/>
           <w:color w:val="252525"/>
           <w:szCs w:val="21"/>
+          <w:highlight w:val="yellow"/>
           <w:lang w:eastAsia="ru-RU"/>
         </w:rPr>
         <w:t>Taxonomy menu</w:t>
@@ -1007,33 +993,90 @@
         </w:rPr>
         <w:t xml:space="preserve"> </w:t>
       </w:r>
-      <w:r>
-        <w:rPr>
-          <w:rFonts w:eastAsia="Times New Roman"/>
-          <w:bCs/>
-          <w:color w:val="252525"/>
-          <w:szCs w:val="21"/>
-          <w:lang w:eastAsia="ru-RU"/>
-        </w:rPr>
-        <w:t>https://www.drupal.org/project/taxonomy_menu</w:t>
-      </w:r>
+      <w:hyperlink r:id="rId11" w:history="1">
+        <w:r>
+          <w:rPr>
+            <w:rStyle w:val="a5"/>
+            <w:rFonts w:eastAsia="Times New Roman"/>
+            <w:bCs/>
+            <w:szCs w:val="21"/>
+            <w:lang w:eastAsia="ru-RU"/>
+          </w:rPr>
+          <w:t>https://www.drupal.org/project/taxonomy_menu</w:t>
+        </w:r>
+      </w:hyperlink>
     </w:p>
     <w:p>
       <w:pPr>
-        <w:pStyle w:val="a4"/>
-      </w:pPr>
-      <w:r>
-        <w:t xml:space="preserve">Задание </w:t>
-      </w:r>
-      <w:r>
-        <w:t>№</w:t>
-      </w:r>
-      <w:r>
-        <w:t>4</w:t>
+        <w:pStyle w:val="a3"/>
+        <w:ind w:left="1134" w:firstLine="0"/>
+        <w:rPr>
+          <w:rFonts w:eastAsia="Times New Roman"/>
+          <w:b/>
+          <w:color w:val="252525"/>
+          <w:szCs w:val="21"/>
+          <w:lang w:eastAsia="ru-RU"/>
+        </w:rPr>
+      </w:pPr>
+      <w:r>
+        <w:rPr>
+          <w:rFonts w:eastAsia="Times New Roman"/>
+          <w:b/>
+          <w:color w:val="252525"/>
+          <w:szCs w:val="21"/>
+          <w:highlight w:val="yellow"/>
+          <w:lang w:eastAsia="ru-RU"/>
+        </w:rPr>
+        <w:t>Backup and Migrate</w:t>
+      </w:r>
+      <w:r>
+        <w:rPr>
+          <w:rFonts w:eastAsia="Times New Roman"/>
+          <w:b/>
+          <w:color w:val="252525"/>
+          <w:szCs w:val="21"/>
+          <w:lang w:eastAsia="ru-RU"/>
+        </w:rPr>
+        <w:t>, Taxonomy Menu</w:t>
+      </w:r>
+      <w:r>
+        <w:rPr>
+          <w:rFonts w:eastAsia="Times New Roman"/>
+          <w:b/>
+          <w:color w:val="252525"/>
+          <w:szCs w:val="21"/>
+          <w:highlight w:val="yellow"/>
+          <w:lang w:eastAsia="ru-RU"/>
+        </w:rPr>
+        <w:t>, XML Sitemap</w:t>
+      </w:r>
+      <w:r>
+        <w:rPr>
+          <w:rFonts w:eastAsia="Times New Roman"/>
+          <w:b/>
+          <w:color w:val="252525"/>
+          <w:szCs w:val="21"/>
+          <w:lang w:eastAsia="ru-RU"/>
+        </w:rPr>
+        <w:t>, XML Sitemap Custom, XML Sitemap Engines</w:t>
       </w:r>
     </w:p>
     <w:p>
       <w:pPr>
+        <w:pStyle w:val="a4"/>
+      </w:pPr>
+      <w:r>
+        <w:t xml:space="preserve">Задание </w:t>
+      </w:r>
+      <w:r>
+        <w:t>№</w:t>
+      </w:r>
+      <w:r>
+        <w:t>4</w:t>
+      </w:r>
+    </w:p>
+    <w:p>
+      <w:pPr>
         <w:rPr>
           <w:spacing w:val="-2"/>
           <w:lang w:eastAsia="ru-RU"/>
@@ -1278,6 +1321,7 @@
         <w:rPr>
           <w:i/>
         </w:rPr>
+        <w:lastRenderedPageBreak/>
         <w:t>Пример: марка ноутбуков Lenovo</w:t>
       </w:r>
       <w:r>
@@ -1440,6 +1484,7 @@
         </w:rPr>
         <w:t>».</w:t>
       </w:r>
+      <w:bookmarkEnd w:id="0"/>
     </w:p>
     <w:sectPr>
       <w:pgSz w:w="11906" w:h="16838"/>
@@ -1452,7 +1497,7 @@
 </file>
 
 <file path=word/numbering.xml><?xml version="1.0" encoding="utf-8"?>
-<w:numbering xmlns:wpc="http://schemas.microsoft.com/office/word/2010/wordprocessingCanvas" xmlns:cx="http://schemas.microsoft.com/office/drawing/2014/chartex" xmlns:cx1="http://schemas.microsoft.com/office/drawing/2015/9/8/chartex" xmlns:cx2="http://schemas.microsoft.com/office/drawing/2015/10/21/chartex" xmlns:cx3="http://schemas.microsoft.com/office/drawing/2016/5/9/chartex" xmlns:cx4="http://schemas.microsoft.com/office/drawing/2016/5/10/chartex" xmlns:cx5="http://schemas.microsoft.com/office/drawing/2016/5/11/chartex" xmlns:cx6="http://schemas.microsoft.com/office/drawing/2016/5/12/chartex" xmlns:cx7="http://schemas.microsoft.com/office/drawing/2016/5/13/chartex" xmlns:cx8="http://schemas.microsoft.com/office/drawing/2016/5/14/chartex" xmlns:mc="http://schemas.openxmlformats.org/markup-compatibility/2006" xmlns:aink="http://schemas.microsoft.com/office/drawing/2016/ink" xmlns:am3d="http://schemas.microsoft.com/office/drawing/2017/model3d" xmlns:o="urn:schemas-microsoft-com:office:office" xmlns:r="http://schemas.openxmlformats.org/officeDocument/2006/relationships" xmlns:m="http://schemas.openxmlformats.org/officeDocument/2006/math" xmlns:v="urn:schemas-microsoft-com:vml" xmlns:wp14="http://schemas.microsoft.com/office/word/2010/wordprocessingDrawing" xmlns:wp="http://schemas.openxmlformats.org/drawingml/2006/wordprocessingDrawing" xmlns:w10="urn:schemas-microsoft-com:office:word" xmlns:w="http://schemas.openxmlformats.org/wordprocessingml/2006/main" xmlns:w14="http://schemas.microsoft.com/office/word/2010/wordml" xmlns:w15="http://schemas.microsoft.com/office/word/2012/wordml" xmlns:w16cex="http://schemas.microsoft.com/office/word/2018/wordml/cex" xmlns:w16cid="http://schemas.microsoft.com/office/word/2016/wordml/cid" xmlns:w16="http://schemas.microsoft.com/office/word/2018/wordml" xmlns:w16se="http://schemas.microsoft.com/office/word/2015/wordml/symex" xmlns:wpg="http://schemas.microsoft.com/office/word/2010/wordprocessingGroup" xmlns:wpi="http://schemas.microsoft.com/office/word/2010/wordprocessingInk" xmlns:wne="http://schemas.microsoft.com/office/word/2006/wordml" xmlns:wps="http://schemas.microsoft.com/office/word/2010/wordprocessingShape" mc:Ignorable="w14 w15 w16se w16cid w16 w16cex wp14">
+<w:numbering xmlns:wpc="http://schemas.microsoft.com/office/word/2010/wordprocessingCanvas" xmlns:cx="http://schemas.microsoft.com/office/drawing/2014/chartex" xmlns:mc="http://schemas.openxmlformats.org/markup-compatibility/2006" xmlns:o="urn:schemas-microsoft-com:office:office" xmlns:r="http://schemas.openxmlformats.org/officeDocument/2006/relationships" xmlns:m="http://schemas.openxmlformats.org/officeDocument/2006/math" xmlns:v="urn:schemas-microsoft-com:vml" xmlns:wp14="http://schemas.microsoft.com/office/word/2010/wordprocessingDrawing" xmlns:wp="http://schemas.openxmlformats.org/drawingml/2006/wordprocessingDrawing" xmlns:w10="urn:schemas-microsoft-com:office:word" xmlns:w="http://schemas.openxmlformats.org/wordprocessingml/2006/main" xmlns:w14="http://schemas.microsoft.com/office/word/2010/wordml" xmlns:w15="http://schemas.microsoft.com/office/word/2012/wordml" xmlns:w16se="http://schemas.microsoft.com/office/word/2015/wordml/symex" xmlns:wpg="http://schemas.microsoft.com/office/word/2010/wordprocessingGroup" xmlns:wpi="http://schemas.microsoft.com/office/word/2010/wordprocessingInk" xmlns:wne="http://schemas.microsoft.com/office/word/2006/wordml" xmlns:wps="http://schemas.microsoft.com/office/word/2010/wordprocessingShape" mc:Ignorable="w14 w15 w16se wp14">
   <w:abstractNum w:abstractNumId="0" w15:restartNumberingAfterBreak="0">
     <w:nsid w:val="04EA43B5"/>
     <w:multiLevelType w:val="hybridMultilevel"/>
@@ -1986,7 +2031,7 @@
 </file>
 
 <file path=word/styles.xml><?xml version="1.0" encoding="utf-8"?>
-<w:styles xmlns:mc="http://schemas.openxmlformats.org/markup-compatibility/2006" xmlns:r="http://schemas.openxmlformats.org/officeDocument/2006/relationships" xmlns:w="http://schemas.openxmlformats.org/wordprocessingml/2006/main" xmlns:w14="http://schemas.microsoft.com/office/word/2010/wordml" xmlns:w15="http://schemas.microsoft.com/office/word/2012/wordml" xmlns:w16cex="http://schemas.microsoft.com/office/word/2018/wordml/cex" xmlns:w16cid="http://schemas.microsoft.com/office/word/2016/wordml/cid" xmlns:w16="http://schemas.microsoft.com/office/word/2018/wordml" xmlns:w16se="http://schemas.microsoft.com/office/word/2015/wordml/symex" mc:Ignorable="w14 w15 w16se w16cid w16 w16cex">
+<w:styles xmlns:mc="http://schemas.openxmlformats.org/markup-compatibility/2006" xmlns:r="http://schemas.openxmlformats.org/officeDocument/2006/relationships" xmlns:w="http://schemas.openxmlformats.org/wordprocessingml/2006/main" xmlns:w14="http://schemas.microsoft.com/office/word/2010/wordml" xmlns:w15="http://schemas.microsoft.com/office/word/2012/wordml" xmlns:w16se="http://schemas.microsoft.com/office/word/2015/wordml/symex" mc:Ignorable="w14 w15 w16se">
   <w:docDefaults>
     <w:rPrDefault>
       <w:rPr>
@@ -2003,7 +2048,7 @@
       </w:pPr>
     </w:pPrDefault>
   </w:docDefaults>
-  <w:latentStyles w:defLockedState="0" w:defUIPriority="99" w:defSemiHidden="0" w:defUnhideWhenUsed="0" w:defQFormat="0" w:count="376">
+  <w:latentStyles w:defLockedState="0" w:defUIPriority="99" w:defSemiHidden="0" w:defUnhideWhenUsed="0" w:defQFormat="0" w:count="371">
     <w:lsdException w:name="Normal" w:uiPriority="0" w:qFormat="1"/>
     <w:lsdException w:name="heading 1" w:uiPriority="9" w:qFormat="1"/>
     <w:lsdException w:name="heading 2" w:semiHidden="1" w:uiPriority="9" w:unhideWhenUsed="1"/>
@@ -2375,11 +2420,6 @@
     <w:lsdException w:name="List Table 5 Dark Accent 6" w:uiPriority="50"/>
     <w:lsdException w:name="List Table 6 Colorful Accent 6" w:uiPriority="51"/>
     <w:lsdException w:name="List Table 7 Colorful Accent 6" w:uiPriority="52"/>
-    <w:lsdException w:name="Mention" w:semiHidden="1" w:unhideWhenUsed="1"/>
-    <w:lsdException w:name="Smart Hyperlink" w:semiHidden="1" w:unhideWhenUsed="1"/>
-    <w:lsdException w:name="Hashtag" w:semiHidden="1" w:unhideWhenUsed="1"/>
-    <w:lsdException w:name="Unresolved Mention" w:semiHidden="1" w:unhideWhenUsed="1"/>
-    <w:lsdException w:name="Smart Link" w:semiHidden="1" w:unhideWhenUsed="1"/>
   </w:latentStyles>
   <w:style w:type="paragraph" w:default="1" w:styleId="a">
     <w:name w:val="Normal"/>
@@ -2845,7 +2885,7 @@
 </file>
 
 <file path=customXml/itemProps1.xml><?xml version="1.0" encoding="utf-8"?>
-<ds:datastoreItem xmlns:ds="http://schemas.openxmlformats.org/officeDocument/2006/customXml" ds:itemID="{4EDFB663-B4C1-4251-B895-9B9DE45E512A}">
+<ds:datastoreItem xmlns:ds="http://schemas.openxmlformats.org/officeDocument/2006/customXml" ds:itemID="{B09638D0-B03A-428B-8BCE-D0BE0A7D0C8D}">
   <ds:schemaRefs>
     <ds:schemaRef ds:uri="http://schemas.openxmlformats.org/officeDocument/2006/bibliography"/>
   </ds:schemaRefs>
